--- a/docs/quarto/index.docx
+++ b/docs/quarto/index.docx
@@ -172,18 +172,7 @@
         </w:numPr>
       </w:pPr>
       <w:r>
-        <w:t xml:space="preserve">Principal diagnosis of thoracic or thoracoabdominal aortic dissection, identified using ICD-10-CM codes: I7101 and I7103</w:t>
-      </w:r>
-    </w:p>
-    <w:p>
-      <w:pPr>
-        <w:numPr>
-          <w:ilvl w:val="1"/>
-          <w:numId w:val="1003"/>
-        </w:numPr>
-      </w:pPr>
-      <w:r>
-        <w:t xml:space="preserve">Non-elective admission</w:t>
+        <w:t xml:space="preserve">Principal diagnosis of aortic dissection, identified using ICD-10-CM code: I71.0</w:t>
       </w:r>
     </w:p>
     <w:p>
@@ -1008,7 +997,7 @@
         </w:numPr>
       </w:pPr>
       <w:r>
-        <w:t xml:space="preserve">Mean Charge (95% CI): 217524 to 245494</w:t>
+        <w:t xml:space="preserve">Mean Charge (95% CI): 217524 to 245495</w:t>
       </w:r>
     </w:p>
     <w:p>
@@ -1060,7 +1049,7 @@
         </w:numPr>
       </w:pPr>
       <w:r>
-        <w:t xml:space="preserve">Mean Charge (95% CI): 89158 to 108679</w:t>
+        <w:t xml:space="preserve">Mean Charge (95% CI): 89153 to 108684</w:t>
       </w:r>
     </w:p>
     <w:bookmarkEnd w:id="24"/>
@@ -3405,6 +3394,381 @@
                 <w:sz w:val="20"/>
               </w:rPr>
               <w:t xml:space="default">780 (25%)</w:t>
+            </w:r>
+          </w:p>
+        </w:tc>
+        <w:tc>
+          <w:tcPr>
+            <w:tcBorders>
+              <w:top w:val="single" w:space="0" w:color="D3D3D3"/>
+              <w:bottom w:val="single" w:space="0" w:color="D3D3D3"/>
+              <w:start w:val="single" w:space="0" w:color="D3D3D3"/>
+              <w:end w:val="single" w:space="0" w:color="D3D3D3"/>
+            </w:tcBorders>
+          </w:tcPr>
+          <w:p>
+            <w:pPr>
+              <w:spacing w:before="0" w:after="60"/>
+              <w:keepNext/>
+              <w:jc w:val="center"/>
+            </w:pPr>
+            <w:r>
+              <w:rPr>
+                <w:rFonts w:ascii="Calibri" w:hAnsi="Calibri"/>
+                <w:sz w:val="20"/>
+              </w:rPr>
+              <w:t xml:space="default"/>
+            </w:r>
+          </w:p>
+        </w:tc>
+      </w:tr>
+      <w:tr>
+        <w:trPr>
+          <w:cantSplit/>
+        </w:trPr>
+        <w:tc>
+          <w:tcPr>
+            <w:tcBorders>
+              <w:top w:val="single" w:space="0" w:color="D3D3D3"/>
+              <w:bottom w:val="single" w:space="0" w:color="D3D3D3"/>
+              <w:start w:val="single" w:space="0" w:color="D3D3D3"/>
+              <w:end w:val="single" w:space="0" w:color="D3D3D3"/>
+            </w:tcBorders>
+          </w:tcPr>
+          <w:p>
+            <w:pPr>
+              <w:spacing w:before="0" w:after="60"/>
+              <w:keepNext/>
+              <w:jc w:val="start"/>
+            </w:pPr>
+            <w:r>
+              <w:rPr>
+                <w:rFonts w:ascii="Calibri" w:hAnsi="Calibri"/>
+                <w:sz w:val="20"/>
+              </w:rPr>
+              <w:t xml:space="default">Admission Type</w:t>
+            </w:r>
+          </w:p>
+        </w:tc>
+        <w:tc>
+          <w:tcPr>
+            <w:tcBorders>
+              <w:top w:val="single" w:space="0" w:color="D3D3D3"/>
+              <w:bottom w:val="single" w:space="0" w:color="D3D3D3"/>
+              <w:start w:val="single" w:space="0" w:color="D3D3D3"/>
+              <w:end w:val="single" w:space="0" w:color="D3D3D3"/>
+            </w:tcBorders>
+          </w:tcPr>
+          <w:p>
+            <w:pPr>
+              <w:spacing w:before="0" w:after="60"/>
+              <w:keepNext/>
+              <w:jc w:val="center"/>
+            </w:pPr>
+            <w:r>
+              <w:rPr>
+                <w:rFonts w:ascii="Calibri" w:hAnsi="Calibri"/>
+                <w:sz w:val="20"/>
+              </w:rPr>
+              <w:t xml:space="default"/>
+            </w:r>
+          </w:p>
+        </w:tc>
+        <w:tc>
+          <w:tcPr>
+            <w:tcBorders>
+              <w:top w:val="single" w:space="0" w:color="D3D3D3"/>
+              <w:bottom w:val="single" w:space="0" w:color="D3D3D3"/>
+              <w:start w:val="single" w:space="0" w:color="D3D3D3"/>
+              <w:end w:val="single" w:space="0" w:color="D3D3D3"/>
+            </w:tcBorders>
+          </w:tcPr>
+          <w:p>
+            <w:pPr>
+              <w:spacing w:before="0" w:after="60"/>
+              <w:keepNext/>
+              <w:jc w:val="center"/>
+            </w:pPr>
+            <w:r>
+              <w:rPr>
+                <w:rFonts w:ascii="Calibri" w:hAnsi="Calibri"/>
+                <w:sz w:val="20"/>
+              </w:rPr>
+              <w:t xml:space="default"/>
+            </w:r>
+          </w:p>
+        </w:tc>
+        <w:tc>
+          <w:tcPr>
+            <w:tcBorders>
+              <w:top w:val="single" w:space="0" w:color="D3D3D3"/>
+              <w:bottom w:val="single" w:space="0" w:color="D3D3D3"/>
+              <w:start w:val="single" w:space="0" w:color="D3D3D3"/>
+              <w:end w:val="single" w:space="0" w:color="D3D3D3"/>
+            </w:tcBorders>
+          </w:tcPr>
+          <w:p>
+            <w:pPr>
+              <w:spacing w:before="0" w:after="60"/>
+              <w:keepNext/>
+              <w:jc w:val="center"/>
+            </w:pPr>
+            <w:r>
+              <w:rPr>
+                <w:rFonts w:ascii="Calibri" w:hAnsi="Calibri"/>
+                <w:sz w:val="20"/>
+              </w:rPr>
+              <w:t xml:space="default"/>
+            </w:r>
+          </w:p>
+        </w:tc>
+        <w:tc>
+          <w:tcPr>
+            <w:tcBorders>
+              <w:top w:val="single" w:space="0" w:color="D3D3D3"/>
+              <w:bottom w:val="single" w:space="0" w:color="D3D3D3"/>
+              <w:start w:val="single" w:space="0" w:color="D3D3D3"/>
+              <w:end w:val="single" w:space="0" w:color="D3D3D3"/>
+            </w:tcBorders>
+          </w:tcPr>
+          <w:p>
+            <w:pPr>
+              <w:spacing w:before="0" w:after="60"/>
+              <w:keepNext/>
+              <w:jc w:val="center"/>
+            </w:pPr>
+            <w:r>
+              <w:rPr>
+                <w:rFonts w:ascii="Calibri" w:hAnsi="Calibri"/>
+                <w:sz w:val="20"/>
+              </w:rPr>
+              <w:t xml:space="default">0.2</w:t>
+            </w:r>
+          </w:p>
+        </w:tc>
+      </w:tr>
+      <w:tr>
+        <w:trPr>
+          <w:cantSplit/>
+        </w:trPr>
+        <w:tc>
+          <w:tcPr>
+            <w:tcBorders>
+              <w:top w:val="single" w:space="0" w:color="D3D3D3"/>
+              <w:bottom w:val="single" w:space="0" w:color="D3D3D3"/>
+              <w:start w:val="single" w:space="0" w:color="D3D3D3"/>
+              <w:end w:val="single" w:space="0" w:color="D3D3D3"/>
+            </w:tcBorders>
+          </w:tcPr>
+          <w:p>
+            <w:pPr>
+              <w:spacing w:before="0" w:after="60"/>
+              <w:keepNext/>
+              <w:jc w:val="start"/>
+            </w:pPr>
+            <w:r>
+              <w:rPr>
+                <w:rFonts w:ascii="Calibri" w:hAnsi="Calibri"/>
+                <w:sz w:val="20"/>
+              </w:rPr>
+              <w:t xml:space="default">    Elective</w:t>
+            </w:r>
+          </w:p>
+        </w:tc>
+        <w:tc>
+          <w:tcPr>
+            <w:tcBorders>
+              <w:top w:val="single" w:space="0" w:color="D3D3D3"/>
+              <w:bottom w:val="single" w:space="0" w:color="D3D3D3"/>
+              <w:start w:val="single" w:space="0" w:color="D3D3D3"/>
+              <w:end w:val="single" w:space="0" w:color="D3D3D3"/>
+            </w:tcBorders>
+          </w:tcPr>
+          <w:p>
+            <w:pPr>
+              <w:spacing w:before="0" w:after="60"/>
+              <w:keepNext/>
+              <w:jc w:val="center"/>
+            </w:pPr>
+            <w:r>
+              <w:rPr>
+                <w:rFonts w:ascii="Calibri" w:hAnsi="Calibri"/>
+                <w:sz w:val="20"/>
+              </w:rPr>
+              <w:t xml:space="default">3,754 (14%)</w:t>
+            </w:r>
+          </w:p>
+        </w:tc>
+        <w:tc>
+          <w:tcPr>
+            <w:tcBorders>
+              <w:top w:val="single" w:space="0" w:color="D3D3D3"/>
+              <w:bottom w:val="single" w:space="0" w:color="D3D3D3"/>
+              <w:start w:val="single" w:space="0" w:color="D3D3D3"/>
+              <w:end w:val="single" w:space="0" w:color="D3D3D3"/>
+            </w:tcBorders>
+          </w:tcPr>
+          <w:p>
+            <w:pPr>
+              <w:spacing w:before="0" w:after="60"/>
+              <w:keepNext/>
+              <w:jc w:val="center"/>
+            </w:pPr>
+            <w:r>
+              <w:rPr>
+                <w:rFonts w:ascii="Calibri" w:hAnsi="Calibri"/>
+                <w:sz w:val="20"/>
+              </w:rPr>
+              <w:t xml:space="default">3,344 (14%)</w:t>
+            </w:r>
+          </w:p>
+        </w:tc>
+        <w:tc>
+          <w:tcPr>
+            <w:tcBorders>
+              <w:top w:val="single" w:space="0" w:color="D3D3D3"/>
+              <w:bottom w:val="single" w:space="0" w:color="D3D3D3"/>
+              <w:start w:val="single" w:space="0" w:color="D3D3D3"/>
+              <w:end w:val="single" w:space="0" w:color="D3D3D3"/>
+            </w:tcBorders>
+          </w:tcPr>
+          <w:p>
+            <w:pPr>
+              <w:spacing w:before="0" w:after="60"/>
+              <w:keepNext/>
+              <w:jc w:val="center"/>
+            </w:pPr>
+            <w:r>
+              <w:rPr>
+                <w:rFonts w:ascii="Calibri" w:hAnsi="Calibri"/>
+                <w:sz w:val="20"/>
+              </w:rPr>
+              <w:t xml:space="default">410 (13%)</w:t>
+            </w:r>
+          </w:p>
+        </w:tc>
+        <w:tc>
+          <w:tcPr>
+            <w:tcBorders>
+              <w:top w:val="single" w:space="0" w:color="D3D3D3"/>
+              <w:bottom w:val="single" w:space="0" w:color="D3D3D3"/>
+              <w:start w:val="single" w:space="0" w:color="D3D3D3"/>
+              <w:end w:val="single" w:space="0" w:color="D3D3D3"/>
+            </w:tcBorders>
+          </w:tcPr>
+          <w:p>
+            <w:pPr>
+              <w:spacing w:before="0" w:after="60"/>
+              <w:keepNext/>
+              <w:jc w:val="center"/>
+            </w:pPr>
+            <w:r>
+              <w:rPr>
+                <w:rFonts w:ascii="Calibri" w:hAnsi="Calibri"/>
+                <w:sz w:val="20"/>
+              </w:rPr>
+              <w:t xml:space="default"/>
+            </w:r>
+          </w:p>
+        </w:tc>
+      </w:tr>
+      <w:tr>
+        <w:trPr>
+          <w:cantSplit/>
+        </w:trPr>
+        <w:tc>
+          <w:tcPr>
+            <w:tcBorders>
+              <w:top w:val="single" w:space="0" w:color="D3D3D3"/>
+              <w:bottom w:val="single" w:space="0" w:color="D3D3D3"/>
+              <w:start w:val="single" w:space="0" w:color="D3D3D3"/>
+              <w:end w:val="single" w:space="0" w:color="D3D3D3"/>
+            </w:tcBorders>
+          </w:tcPr>
+          <w:p>
+            <w:pPr>
+              <w:spacing w:before="0" w:after="60"/>
+              <w:keepNext/>
+              <w:jc w:val="start"/>
+            </w:pPr>
+            <w:r>
+              <w:rPr>
+                <w:rFonts w:ascii="Calibri" w:hAnsi="Calibri"/>
+                <w:sz w:val="20"/>
+              </w:rPr>
+              <w:t xml:space="default">    Non-elective</w:t>
+            </w:r>
+          </w:p>
+        </w:tc>
+        <w:tc>
+          <w:tcPr>
+            <w:tcBorders>
+              <w:top w:val="single" w:space="0" w:color="D3D3D3"/>
+              <w:bottom w:val="single" w:space="0" w:color="D3D3D3"/>
+              <w:start w:val="single" w:space="0" w:color="D3D3D3"/>
+              <w:end w:val="single" w:space="0" w:color="D3D3D3"/>
+            </w:tcBorders>
+          </w:tcPr>
+          <w:p>
+            <w:pPr>
+              <w:spacing w:before="0" w:after="60"/>
+              <w:keepNext/>
+              <w:jc w:val="center"/>
+            </w:pPr>
+            <w:r>
+              <w:rPr>
+                <w:rFonts w:ascii="Calibri" w:hAnsi="Calibri"/>
+                <w:sz w:val="20"/>
+              </w:rPr>
+              <w:t xml:space="default">22,638 (86%)</w:t>
+            </w:r>
+          </w:p>
+        </w:tc>
+        <w:tc>
+          <w:tcPr>
+            <w:tcBorders>
+              <w:top w:val="single" w:space="0" w:color="D3D3D3"/>
+              <w:bottom w:val="single" w:space="0" w:color="D3D3D3"/>
+              <w:start w:val="single" w:space="0" w:color="D3D3D3"/>
+              <w:end w:val="single" w:space="0" w:color="D3D3D3"/>
+            </w:tcBorders>
+          </w:tcPr>
+          <w:p>
+            <w:pPr>
+              <w:spacing w:before="0" w:after="60"/>
+              <w:keepNext/>
+              <w:jc w:val="center"/>
+            </w:pPr>
+            <w:r>
+              <w:rPr>
+                <w:rFonts w:ascii="Calibri" w:hAnsi="Calibri"/>
+                <w:sz w:val="20"/>
+              </w:rPr>
+              <w:t xml:space="default">19,894 (86%)</w:t>
+            </w:r>
+          </w:p>
+        </w:tc>
+        <w:tc>
+          <w:tcPr>
+            <w:tcBorders>
+              <w:top w:val="single" w:space="0" w:color="D3D3D3"/>
+              <w:bottom w:val="single" w:space="0" w:color="D3D3D3"/>
+              <w:start w:val="single" w:space="0" w:color="D3D3D3"/>
+              <w:end w:val="single" w:space="0" w:color="D3D3D3"/>
+            </w:tcBorders>
+          </w:tcPr>
+          <w:p>
+            <w:pPr>
+              <w:spacing w:before="0" w:after="60"/>
+              <w:keepNext/>
+              <w:jc w:val="center"/>
+            </w:pPr>
+            <w:r>
+              <w:rPr>
+                <w:rFonts w:ascii="Calibri" w:hAnsi="Calibri"/>
+                <w:sz w:val="20"/>
+              </w:rPr>
+              <w:t xml:space="default">2,744 (87%)</w:t>
             </w:r>
           </w:p>
         </w:tc>
